--- a/backend/assets/loan-documents/templates/key-fact-statement.docx
+++ b/backend/assets/loan-documents/templates/key-fact-statement.docx
@@ -4,18 +4,54 @@
   <w:body>
     <w:p>
       <w:pPr>
-        <w:ind w:left="198"/>
-        <w:rPr>
-          <w:rFonts w:ascii="Times New Roman"/>
+        <w:pStyle w:val="BodyText"/>
+        <w:ind w:left="221"/>
+        <w:rPr>
+          <w:rFonts w:ascii="Arial MT"/>
           <w:sz w:val="20"/>
         </w:rPr>
       </w:pPr>
       <w:r>
         <w:rPr>
-          <w:rFonts w:ascii="Times New Roman"/>
+          <w:rFonts w:ascii="Arial MT"/>
+          <w:noProof/>
           <w:sz w:val="20"/>
         </w:rPr>
-        <w:t>LOGO Company</w:t>
+        <w:drawing>
+          <wp:inline distT="0" distB="0" distL="0" distR="0" wp14:anchorId="3B2701F7" wp14:editId="3B2701F8">
+            <wp:extent cx="2583648" cy="944879"/>
+            <wp:effectExtent l="0" t="0" r="0" b="0"/>
+            <wp:docPr id="17" name="Image 17"/>
+            <wp:cNvGraphicFramePr>
+              <a:graphicFrameLocks xmlns:a="http://schemas.openxmlformats.org/drawingml/2006/main"/>
+            </wp:cNvGraphicFramePr>
+            <a:graphic xmlns:a="http://schemas.openxmlformats.org/drawingml/2006/main">
+              <a:graphicData uri="http://schemas.openxmlformats.org/drawingml/2006/picture">
+                <pic:pic xmlns:pic="http://schemas.openxmlformats.org/drawingml/2006/picture">
+                  <pic:nvPicPr>
+                    <pic:cNvPr id="17" name="Image 17"/>
+                    <pic:cNvPicPr/>
+                  </pic:nvPicPr>
+                  <pic:blipFill>
+                    <a:blip r:embed="rId11" cstate="print"/>
+                    <a:stretch>
+                      <a:fillRect/>
+                    </a:stretch>
+                  </pic:blipFill>
+                  <pic:spPr>
+                    <a:xfrm>
+                      <a:off x="0" y="0"/>
+                      <a:ext cx="2583648" cy="944879"/>
+                    </a:xfrm>
+                    <a:prstGeom prst="rect">
+                      <a:avLst/>
+                    </a:prstGeom>
+                  </pic:spPr>
+                </pic:pic>
+              </a:graphicData>
+            </a:graphic>
+          </wp:inline>
+        </w:drawing>
       </w:r>
     </w:p>
     <w:p>
@@ -3207,7 +3243,7 @@
             <w:color w:val="0000FF"/>
             <w:u w:val="single" w:color="0000FF"/>
           </w:rPr>
-          <w:t>bansalinholdltd95@gmail.com</w:t>
+          <w:t>legal@moneycash.in</w:t>
         </w:r>
       </w:hyperlink>
       <w:r>
@@ -3684,14 +3720,7 @@
               <w:rPr>
                 <w:sz w:val="21"/>
               </w:rPr>
-              <w:t xml:space="preserve">Payable to BANSAL IN-HOLD </w:t>
-            </w:r>
-            <w:r>
-              <w:rPr>
-                <w:spacing w:val="-2"/>
-                <w:sz w:val="21"/>
-              </w:rPr>
-              <w:t>LIMITED</w:t>
+              <w:t xml:space="preserve">Payable to MoneyCash</w:t>
             </w:r>
           </w:p>
         </w:tc>
@@ -6851,7 +6880,7 @@
         <w:t xml:space="preserve"> </w:t>
       </w:r>
       <w:r>
-        <w:t xml:space="preserve">BANSAL IN-HOLD LIMITED has formulated the Grievance Redressal Policy to address and resolve the complaints received from its customers. The said Grievance Redressal Policy is set out on the official website of BANSAL IN-HOLD LIMITED i.e. </w:t>
+        <w:t xml:space="preserve">MoneyCash has formulated the Grievance Redressal Policy to address and resolve the complaints received from its customers. The said Grievance Redressal Policy is set out on the official website of MoneyCash i.e. </w:t>
       </w:r>
       <w:hyperlink r:id="rId6">
         <w:r>
@@ -6859,7 +6888,7 @@
             <w:color w:val="0000FF"/>
             <w:u w:val="single" w:color="0000FF"/>
           </w:rPr>
-          <w:t>https://www.bansalinhold.com/</w:t>
+          <w:t>https://www.moneycash.in/</w:t>
         </w:r>
       </w:hyperlink>
       <w:r>
@@ -7117,7 +7146,7 @@
                   <w:sz w:val="21"/>
                   <w:u w:val="single" w:color="0000FF"/>
                 </w:rPr>
-                <w:t>https://www.bansalinhold.com/</w:t>
+                <w:t>https://www.moneycash.in/</w:t>
               </w:r>
             </w:hyperlink>
           </w:p>
@@ -9155,7 +9184,7 @@
         <w:ind w:left="161" w:right="339"/>
       </w:pPr>
       <w:r>
-        <w:t>The Designated Officer at Level 1 shall be responsible, inter alia, for representing BANSAL IN-HOLD LIMITED before the Ombudsman and the Appellate Authority under the Scheme. The Designated Officer at Level 2 appointed</w:t>
+        <w:t>The Designated Officer at Level 1 shall be responsible, inter alia, for representing MoneyCash before the Ombudsman and the Appellate Authority under the Scheme. The Designated Officer at Level 2 appointed</w:t>
       </w:r>
       <w:r>
         <w:rPr>
@@ -12132,7 +12161,7 @@
       </w:pPr>
       <w:r>
         <w:lastRenderedPageBreak/>
-        <w:t xml:space="preserve">Sanction Letter cum Key Fact Statement of BANSAL IN-HOLD LIMITED for Personal </w:t>
+        <w:t xml:space="preserve">Sanction Letter cum Key Fact Statement of MoneyCash for Personal </w:t>
       </w:r>
       <w:r>
         <w:rPr>
